--- a/English/题型归纳/翻译填空题.docx
+++ b/English/题型归纳/翻译填空题.docx
@@ -5,6 +5,9 @@
     <w:p>
       <w:pPr>
         <w:jc w:val="center"/>
+        <w:rPr>
+          <w:rFonts w:hint="eastAsia"/>
+        </w:rPr>
       </w:pPr>
       <w:r>
         <w:rPr>
@@ -16,25 +19,22 @@
     <w:p>
       <w:pPr>
         <w:jc w:val="center"/>
-      </w:pPr>
-    </w:p>
-    <w:p>
-      <w:pPr>
-        <w:rPr>
-          <w:rFonts w:hint="eastAsia"/>
-        </w:rPr>
-      </w:pPr>
-      <w:r>
-        <w:rPr>
-          <w:rFonts w:hint="eastAsia"/>
-        </w:rPr>
-        <w:t>1.</w:t>
-      </w:r>
-      <w:r>
-        <w:rPr>
-          <w:rFonts w:hint="eastAsia"/>
-        </w:rPr>
-        <w:t>初次见面给对方留个好印象很重要</w:t>
+        <w:rPr>
+          <w:rFonts w:hint="eastAsia"/>
+        </w:rPr>
+      </w:pPr>
+    </w:p>
+    <w:p>
+      <w:pPr>
+        <w:rPr>
+          <w:rFonts w:hint="eastAsia"/>
+        </w:rPr>
+      </w:pPr>
+      <w:r>
+        <w:rPr>
+          <w:rFonts w:hint="eastAsia"/>
+        </w:rPr>
+        <w:t>1.初次见面给对方留个好印象很重要</w:t>
       </w:r>
     </w:p>
     <w:p>
@@ -138,13 +138,7 @@
         <w:rPr>
           <w:rFonts w:hint="eastAsia"/>
         </w:rPr>
-        <w:t>3</w:t>
-      </w:r>
-      <w:r>
-        <w:rPr>
-          <w:rFonts w:hint="eastAsia"/>
-        </w:rPr>
-        <w:t>.为了保证我们的安全，老师们总在提醒我们戴口罩。</w:t>
+        <w:t>3.为了保证我们的安全，老师们总在提醒我们戴口罩。</w:t>
       </w:r>
     </w:p>
     <w:p>
@@ -170,13 +164,21 @@
         <w:rPr>
           <w:rFonts w:hint="eastAsia"/>
         </w:rPr>
-        <w:t>4</w:t>
-      </w:r>
-      <w:r>
-        <w:rPr>
-          <w:rFonts w:hint="eastAsia"/>
-        </w:rPr>
-        <w:t>.为了赶上早趟火车，他今早很早就起床了。</w:t>
+        <w:t>4.为了</w:t>
+      </w:r>
+      <w:proofErr w:type="gramStart"/>
+      <w:r>
+        <w:rPr>
+          <w:rFonts w:hint="eastAsia"/>
+        </w:rPr>
+        <w:t>赶上早趟火车</w:t>
+      </w:r>
+      <w:proofErr w:type="gramEnd"/>
+      <w:r>
+        <w:rPr>
+          <w:rFonts w:hint="eastAsia"/>
+        </w:rPr>
+        <w:t>，他今早很早就起床了。</w:t>
       </w:r>
     </w:p>
     <w:p>
@@ -202,13 +204,7 @@
         <w:rPr>
           <w:rFonts w:hint="eastAsia"/>
         </w:rPr>
-        <w:t>5</w:t>
-      </w:r>
-      <w:r>
-        <w:rPr>
-          <w:rFonts w:hint="eastAsia"/>
-        </w:rPr>
-        <w:t>.孩子依赖他们的父母供给衣食。</w:t>
+        <w:t>5.孩子依赖他们的父母供给衣食。</w:t>
       </w:r>
     </w:p>
     <w:p>
@@ -409,7 +405,21 @@
         <w:rPr>
           <w:rFonts w:hint="eastAsia"/>
         </w:rPr>
-        <w:t>She's excellent. She_________________________.(succeed)</w:t>
+        <w:t>She's excellent. She________________________</w:t>
+      </w:r>
+      <w:proofErr w:type="gramStart"/>
+      <w:r>
+        <w:rPr>
+          <w:rFonts w:hint="eastAsia"/>
+        </w:rPr>
+        <w:t>_.(</w:t>
+      </w:r>
+      <w:proofErr w:type="gramEnd"/>
+      <w:r>
+        <w:rPr>
+          <w:rFonts w:hint="eastAsia"/>
+        </w:rPr>
+        <w:t>succeed)</w:t>
       </w:r>
     </w:p>
     <w:p>
@@ -499,6 +509,11 @@
       </w:pPr>
     </w:p>
     <w:p>
+      <w:pPr>
+        <w:rPr>
+          <w:rFonts w:hint="eastAsia"/>
+        </w:rPr>
+      </w:pPr>
       <w:r>
         <w:rPr>
           <w:rFonts w:hint="eastAsia"/>
@@ -520,8 +535,19 @@
         <w:t xml:space="preserve"> these special athletes. You get to help them __________their dreams.</w:t>
       </w:r>
     </w:p>
-    <w:p/>
-    <w:p>
+    <w:p>
+      <w:pPr>
+        <w:rPr>
+          <w:rFonts w:hint="eastAsia"/>
+        </w:rPr>
+      </w:pPr>
+    </w:p>
+    <w:p>
+      <w:pPr>
+        <w:rPr>
+          <w:rFonts w:hint="eastAsia"/>
+        </w:rPr>
+      </w:pPr>
       <w:r>
         <w:rPr>
           <w:rFonts w:hint="eastAsia"/>
@@ -572,7 +598,21 @@
         <w:rPr>
           <w:rFonts w:hint="eastAsia"/>
         </w:rPr>
-        <w:t xml:space="preserve"> a good impression on sb.意为“留某人个好印象”，属于固定搭配。此题是句型:It's+形容词+</w:t>
+        <w:t xml:space="preserve"> a good impression on sb.意为“留某人</w:t>
+      </w:r>
+      <w:proofErr w:type="gramStart"/>
+      <w:r>
+        <w:rPr>
+          <w:rFonts w:hint="eastAsia"/>
+        </w:rPr>
+        <w:t>个</w:t>
+      </w:r>
+      <w:proofErr w:type="gramEnd"/>
+      <w:r>
+        <w:rPr>
+          <w:rFonts w:hint="eastAsia"/>
+        </w:rPr>
+        <w:t>好印象”，属于固定搭配。此题是句型:It's+形容词+</w:t>
       </w:r>
       <w:proofErr w:type="spellStart"/>
       <w:r>
@@ -614,16 +654,32 @@
         <w:rPr>
           <w:rFonts w:hint="eastAsia"/>
         </w:rPr>
-        <w:t>.(真正主语)。故填</w:t>
-      </w:r>
-      <w:proofErr w:type="spellStart"/>
-      <w:r>
-        <w:rPr>
-          <w:rFonts w:hint="eastAsia"/>
-        </w:rPr>
-        <w:t>lt's;important;impression</w:t>
-      </w:r>
-      <w:proofErr w:type="spellEnd"/>
+        <w:t>.(真正主语)。</w:t>
+      </w:r>
+      <w:proofErr w:type="gramStart"/>
+      <w:r>
+        <w:rPr>
+          <w:rFonts w:hint="eastAsia"/>
+        </w:rPr>
+        <w:t>故填</w:t>
+      </w:r>
+      <w:proofErr w:type="spellStart"/>
+      <w:proofErr w:type="gramEnd"/>
+      <w:r>
+        <w:rPr>
+          <w:rFonts w:hint="eastAsia"/>
+        </w:rPr>
+        <w:t>lt's;</w:t>
+      </w:r>
+      <w:proofErr w:type="gramStart"/>
+      <w:r>
+        <w:rPr>
+          <w:rFonts w:hint="eastAsia"/>
+        </w:rPr>
+        <w:t>important;impression</w:t>
+      </w:r>
+      <w:proofErr w:type="spellEnd"/>
+      <w:proofErr w:type="gramEnd"/>
       <w:r>
         <w:rPr>
           <w:rFonts w:hint="eastAsia"/>
@@ -660,9 +716,31 @@
         <w:rPr>
           <w:rFonts w:hint="eastAsia"/>
         </w:rPr>
-        <w:t>【详解】根据中英文对比可知，空格处应填意为“不如以前受欢迎”的短语。not as...as“不如......”，as与as之间用形容词原级;popular"受欢迎的”，形容词;before“以前",副词。故填</w:t>
-      </w:r>
-      <w:proofErr w:type="spellStart"/>
+        <w:t>【详解】根据中英文对比可知，空格处应填意为“不如以前受欢迎”的短语。not as...as“不如......”，as与as之间用形容词原级;popular"受欢迎的</w:t>
+      </w:r>
+      <w:proofErr w:type="gramStart"/>
+      <w:r>
+        <w:rPr>
+          <w:rFonts w:hint="eastAsia"/>
+        </w:rPr>
+        <w:t>”</w:t>
+      </w:r>
+      <w:proofErr w:type="gramEnd"/>
+      <w:r>
+        <w:rPr>
+          <w:rFonts w:hint="eastAsia"/>
+        </w:rPr>
+        <w:t>，形容词;before“以前",副词。</w:t>
+      </w:r>
+      <w:proofErr w:type="gramStart"/>
+      <w:r>
+        <w:rPr>
+          <w:rFonts w:hint="eastAsia"/>
+        </w:rPr>
+        <w:t>故填</w:t>
+      </w:r>
+      <w:proofErr w:type="spellStart"/>
+      <w:proofErr w:type="gramEnd"/>
       <w:r>
         <w:rPr>
           <w:rFonts w:hint="eastAsia"/>
@@ -770,9 +848,31 @@
         <w:rPr>
           <w:rFonts w:hint="eastAsia"/>
         </w:rPr>
-        <w:t>“提醒某人做某事”，根据are可知，第三空应填现在分词构成现在进行时结构，故填</w:t>
-      </w:r>
-      <w:proofErr w:type="spellStart"/>
+        <w:t>“提醒某人做某事”，根据are可知，第三空应</w:t>
+      </w:r>
+      <w:proofErr w:type="gramStart"/>
+      <w:r>
+        <w:rPr>
+          <w:rFonts w:hint="eastAsia"/>
+        </w:rPr>
+        <w:t>填现在</w:t>
+      </w:r>
+      <w:proofErr w:type="gramEnd"/>
+      <w:r>
+        <w:rPr>
+          <w:rFonts w:hint="eastAsia"/>
+        </w:rPr>
+        <w:t>分词构成现在进行时结构，</w:t>
+      </w:r>
+      <w:proofErr w:type="gramStart"/>
+      <w:r>
+        <w:rPr>
+          <w:rFonts w:hint="eastAsia"/>
+        </w:rPr>
+        <w:t>故填</w:t>
+      </w:r>
+      <w:proofErr w:type="spellStart"/>
+      <w:proofErr w:type="gramEnd"/>
       <w:r>
         <w:rPr>
           <w:rFonts w:hint="eastAsia"/>
@@ -816,14 +916,36 @@
         <w:rPr>
           <w:rFonts w:hint="eastAsia"/>
         </w:rPr>
-        <w:t>【详解】为了做某事:in order to do;赶上:catch;故填</w:t>
-      </w:r>
-      <w:proofErr w:type="spellStart"/>
-      <w:r>
-        <w:rPr>
-          <w:rFonts w:hint="eastAsia"/>
-        </w:rPr>
-        <w:t>In;order;to;catch</w:t>
+        <w:t>【详解】为了做某事:in order to do;赶上:catch;</w:t>
+      </w:r>
+      <w:proofErr w:type="gramStart"/>
+      <w:r>
+        <w:rPr>
+          <w:rFonts w:hint="eastAsia"/>
+        </w:rPr>
+        <w:t>故填</w:t>
+      </w:r>
+      <w:proofErr w:type="spellStart"/>
+      <w:proofErr w:type="gramEnd"/>
+      <w:r>
+        <w:rPr>
+          <w:rFonts w:hint="eastAsia"/>
+        </w:rPr>
+        <w:t>In;</w:t>
+      </w:r>
+      <w:proofErr w:type="gramStart"/>
+      <w:r>
+        <w:rPr>
+          <w:rFonts w:hint="eastAsia"/>
+        </w:rPr>
+        <w:t>order;to</w:t>
+      </w:r>
+      <w:proofErr w:type="gramEnd"/>
+      <w:r>
+        <w:rPr>
+          <w:rFonts w:hint="eastAsia"/>
+        </w:rPr>
+        <w:t>;catch</w:t>
       </w:r>
       <w:proofErr w:type="spellEnd"/>
     </w:p>
@@ -856,7 +978,21 @@
         <w:rPr>
           <w:rFonts w:hint="eastAsia"/>
         </w:rPr>
-        <w:t>【详解】对比中英文，空处缺少“依赖”的翻译，英文表达为depend on，此句是在陈述事实，句子用一般现在时，主语Children是复数形式，动词用原形，故填depend on。</w:t>
+        <w:t>【详解】对比中英文，空处缺少“依赖”的翻译，英文表达为depend on，此句是在陈述事实，句子用一般现在时，主语Children是复数形式，动词用原形，</w:t>
+      </w:r>
+      <w:proofErr w:type="gramStart"/>
+      <w:r>
+        <w:rPr>
+          <w:rFonts w:hint="eastAsia"/>
+        </w:rPr>
+        <w:t>故填</w:t>
+      </w:r>
+      <w:proofErr w:type="gramEnd"/>
+      <w:r>
+        <w:rPr>
+          <w:rFonts w:hint="eastAsia"/>
+        </w:rPr>
+        <w:t>depend on。</w:t>
       </w:r>
     </w:p>
     <w:p>
@@ -888,7 +1024,21 @@
         <w:rPr>
           <w:rFonts w:hint="eastAsia"/>
         </w:rPr>
-        <w:t xml:space="preserve">【详解】too...to..."太......而不能",fast"快",express"表达”。故填too fast </w:t>
+        <w:t>【详解】too.</w:t>
+      </w:r>
+      <w:proofErr w:type="gramStart"/>
+      <w:r>
+        <w:rPr>
+          <w:rFonts w:hint="eastAsia"/>
+        </w:rPr>
+        <w:t>..</w:t>
+      </w:r>
+      <w:proofErr w:type="gramEnd"/>
+      <w:r>
+        <w:rPr>
+          <w:rFonts w:hint="eastAsia"/>
+        </w:rPr>
+        <w:t xml:space="preserve">to..."太......而不能",fast"快",express"表达”。故填too fast </w:t>
       </w:r>
       <w:proofErr w:type="spellStart"/>
       <w:r>
@@ -956,7 +1106,21 @@
         <w:rPr>
           <w:rFonts w:hint="eastAsia"/>
         </w:rPr>
-        <w:t>“承担不起做某事";go to hospital“去医院”。故填can't afford to go to hospital。</w:t>
+        <w:t>“承担不起做某事";go to hospital“去医院”。</w:t>
+      </w:r>
+      <w:proofErr w:type="gramStart"/>
+      <w:r>
+        <w:rPr>
+          <w:rFonts w:hint="eastAsia"/>
+        </w:rPr>
+        <w:t>故填</w:t>
+      </w:r>
+      <w:proofErr w:type="gramEnd"/>
+      <w:r>
+        <w:rPr>
+          <w:rFonts w:hint="eastAsia"/>
+        </w:rPr>
+        <w:t>can't afford to go to hospital。</w:t>
       </w:r>
     </w:p>
     <w:p>
@@ -996,7 +1160,21 @@
         <w:rPr>
           <w:rFonts w:hint="eastAsia"/>
         </w:rPr>
-        <w:t>【详解】观察句子可知，两空之间是形容词lovely“可爱的”，再结合中文提示，可知可用:</w:t>
+        <w:t>【详解】观察句子可知，两</w:t>
+      </w:r>
+      <w:proofErr w:type="gramStart"/>
+      <w:r>
+        <w:rPr>
+          <w:rFonts w:hint="eastAsia"/>
+        </w:rPr>
+        <w:t>空之间</w:t>
+      </w:r>
+      <w:proofErr w:type="gramEnd"/>
+      <w:r>
+        <w:rPr>
+          <w:rFonts w:hint="eastAsia"/>
+        </w:rPr>
+        <w:t>是形容词lovely“可爱的”，再结合中文提示，可知可用:</w:t>
       </w:r>
       <w:proofErr w:type="spellStart"/>
       <w:r>
@@ -1010,7 +1188,21 @@
         <w:rPr>
           <w:rFonts w:hint="eastAsia"/>
         </w:rPr>
-        <w:t>.+that..."如此......以致于......”，故填</w:t>
+        <w:t>.+that..."如此......以致于</w:t>
+      </w:r>
+      <w:proofErr w:type="gramStart"/>
+      <w:r>
+        <w:rPr>
+          <w:rFonts w:hint="eastAsia"/>
+        </w:rPr>
+        <w:t>......”，</w:t>
+      </w:r>
+      <w:proofErr w:type="gramEnd"/>
+      <w:r>
+        <w:rPr>
+          <w:rFonts w:hint="eastAsia"/>
+        </w:rPr>
+        <w:t>故填</w:t>
       </w:r>
       <w:proofErr w:type="spellStart"/>
       <w:r>
@@ -1056,9 +1248,31 @@
         <w:rPr>
           <w:rFonts w:hint="eastAsia"/>
         </w:rPr>
-        <w:t>【详解】在某人看来:in one's opinion，此处用形容词性物主代词my。故填</w:t>
-      </w:r>
-      <w:proofErr w:type="spellStart"/>
+        <w:t>【详解】在</w:t>
+      </w:r>
+      <w:proofErr w:type="gramStart"/>
+      <w:r>
+        <w:rPr>
+          <w:rFonts w:hint="eastAsia"/>
+        </w:rPr>
+        <w:t>某人看来</w:t>
+      </w:r>
+      <w:proofErr w:type="gramEnd"/>
+      <w:r>
+        <w:rPr>
+          <w:rFonts w:hint="eastAsia"/>
+        </w:rPr>
+        <w:t>:in one's opinion，此处用形容词性物主代词my。</w:t>
+      </w:r>
+      <w:proofErr w:type="gramStart"/>
+      <w:r>
+        <w:rPr>
+          <w:rFonts w:hint="eastAsia"/>
+        </w:rPr>
+        <w:t>故填</w:t>
+      </w:r>
+      <w:proofErr w:type="spellStart"/>
+      <w:proofErr w:type="gramEnd"/>
       <w:r>
         <w:rPr>
           <w:rFonts w:hint="eastAsia"/>
@@ -1122,9 +1336,17 @@
         <w:rPr>
           <w:rFonts w:hint="eastAsia"/>
         </w:rPr>
-        <w:t>“帮助某人做某事”，所以空处用动词原形。故填</w:t>
-      </w:r>
-      <w:proofErr w:type="spellStart"/>
+        <w:t>“帮助某人做某事”，所以空处用动词原形。</w:t>
+      </w:r>
+      <w:proofErr w:type="gramStart"/>
+      <w:r>
+        <w:rPr>
+          <w:rFonts w:hint="eastAsia"/>
+        </w:rPr>
+        <w:t>故填</w:t>
+      </w:r>
+      <w:proofErr w:type="spellStart"/>
+      <w:proofErr w:type="gramEnd"/>
       <w:r>
         <w:rPr>
           <w:rFonts w:hint="eastAsia"/>
@@ -1201,13 +1423,7 @@
         <w:rPr>
           <w:rFonts w:hint="eastAsia"/>
         </w:rPr>
-        <w:t>12</w:t>
-      </w:r>
-      <w:r>
-        <w:rPr>
-          <w:rFonts w:hint="eastAsia"/>
-        </w:rPr>
-        <w:t xml:space="preserve">. </w:t>
+        <w:t xml:space="preserve">12. </w:t>
       </w:r>
       <w:r>
         <w:rPr>
@@ -1246,7 +1462,21 @@
         <w:rPr>
           <w:rFonts w:hint="eastAsia"/>
         </w:rPr>
-        <w:t>“帮助某人做某事”，故填closely; achieve。</w:t>
+        <w:t>“帮助某人做某事”，</w:t>
+      </w:r>
+      <w:proofErr w:type="gramStart"/>
+      <w:r>
+        <w:rPr>
+          <w:rFonts w:hint="eastAsia"/>
+        </w:rPr>
+        <w:t>故填</w:t>
+      </w:r>
+      <w:proofErr w:type="gramEnd"/>
+      <w:r>
+        <w:rPr>
+          <w:rFonts w:hint="eastAsia"/>
+        </w:rPr>
+        <w:t>closely; achieve。</w:t>
       </w:r>
     </w:p>
     <w:sectPr>
